--- a/apps/api/templates/Программа ИЭИ [EKkcZq].docx
+++ b/apps/api/templates/Программа ИЭИ [EKkcZq].docx
@@ -4332,8 +4332,8 @@
                 <w:szCs w:val="24"/>
               </w:rPr>
             </w:pPr>
-            <w:bookmarkStart w:id="0" w:name="HydroMeteoNo04"/>
-            <w:bookmarkStart w:id="1" w:name="SimpleYes2"/>
+            <w:bookmarkStart w:id="0" w:name="SimpleYes2"/>
+            <w:bookmarkStart w:id="1" w:name="HydroMeteoNo04"/>
             <w:r>
               <w:rPr>
                 <w:i/>
@@ -9355,6 +9355,110 @@
                   <w:r>
                     <w:rPr>
                       <w:i/>
+                      <w:color w:val="auto"/>
+                      <w:sz w:val="22"/>
+                      <w:szCs w:val="22"/>
+                      <w:highlight w:val="none"/>
+                      <w:shd w:val="clear"/>
+                    </w:rPr>
+                    <w:t>Расстояние от базы изыскательской организации до участка изысканий</w:t>
+                  </w:r>
+                </w:p>
+              </w:tc>
+              <w:tc>
+                <w:tcPr>
+                  <w:tcW w:w="739" w:type="pct"/>
+                  <w:gridSpan w:val="2"/>
+                  <w:noWrap w:val="0"/>
+                  <w:vAlign w:val="center"/>
+                </w:tcPr>
+                <w:p>
+                  <w:pPr>
+                    <w:ind w:left="-113" w:right="-113"/>
+                    <w:jc w:val="center"/>
+                    <w:rPr>
+                      <w:i/>
+                      <w:sz w:val="22"/>
+                      <w:szCs w:val="22"/>
+                    </w:rPr>
+                  </w:pPr>
+                  <w:r>
+                    <w:rPr>
+                      <w:i/>
+                      <w:sz w:val="22"/>
+                      <w:szCs w:val="22"/>
+                    </w:rPr>
+                    <w:t>км</w:t>
+                  </w:r>
+                  <w:bookmarkStart w:id="6" w:name="_GoBack"/>
+                  <w:bookmarkEnd w:id="6"/>
+                </w:p>
+              </w:tc>
+              <w:tc>
+                <w:tcPr>
+                  <w:tcW w:w="495" w:type="pct"/>
+                  <w:noWrap w:val="0"/>
+                  <w:vAlign w:val="center"/>
+                </w:tcPr>
+                <w:p>
+                  <w:pPr>
+                    <w:ind w:left="-57" w:right="-57"/>
+                    <w:jc w:val="center"/>
+                    <w:rPr>
+                      <w:i/>
+                      <w:sz w:val="22"/>
+                      <w:szCs w:val="22"/>
+                    </w:rPr>
+                  </w:pPr>
+                </w:p>
+              </w:tc>
+            </w:tr>
+            <w:tr>
+              <w:trPr>
+                <w:cantSplit/>
+              </w:trPr>
+              <w:tc>
+                <w:tcPr>
+                  <w:tcW w:w="349" w:type="pct"/>
+                  <w:noWrap w:val="0"/>
+                  <w:vAlign w:val="center"/>
+                </w:tcPr>
+                <w:p>
+                  <w:pPr>
+                    <w:numPr>
+                      <w:ilvl w:val="0"/>
+                      <w:numId w:val="8"/>
+                    </w:numPr>
+                    <w:ind w:left="113" w:right="-57" w:firstLine="0"/>
+                    <w:jc w:val="center"/>
+                    <w:rPr>
+                      <w:i/>
+                      <w:sz w:val="22"/>
+                      <w:szCs w:val="22"/>
+                    </w:rPr>
+                  </w:pPr>
+                </w:p>
+              </w:tc>
+              <w:tc>
+                <w:tcPr>
+                  <w:tcW w:w="3417" w:type="pct"/>
+                  <w:noWrap w:val="0"/>
+                  <w:vAlign w:val="center"/>
+                </w:tcPr>
+                <w:p>
+                  <w:pPr>
+                    <w:spacing w:before="60" w:after="60"/>
+                    <w:ind w:left="-57" w:right="-57"/>
+                    <w:jc w:val="center"/>
+                    <w:rPr>
+                      <w:i/>
+                      <w:sz w:val="22"/>
+                      <w:szCs w:val="22"/>
+                    </w:rPr>
+                  </w:pPr>
+                  <w:r>
+                    <w:rPr>
+                      <w:i/>
                       <w:sz w:val="22"/>
                       <w:szCs w:val="22"/>
                     </w:rPr>
@@ -15711,6 +15815,7 @@
             <w:pPr>
               <w:pStyle w:val="13"/>
               <w:numPr>
+                <w:ilvl w:val="0"/>
                 <w:numId w:val="0"/>
               </w:numPr>
               <w:spacing w:after="0"/>
@@ -15724,8 +15829,6 @@
                 <w:szCs w:val="24"/>
               </w:rPr>
             </w:pPr>
-            <w:bookmarkStart w:id="6" w:name="_GoBack"/>
-            <w:bookmarkEnd w:id="6"/>
           </w:p>
         </w:tc>
       </w:tr>

--- a/apps/api/templates/Программа ИЭИ [EKkcZq].docx
+++ b/apps/api/templates/Программа ИЭИ [EKkcZq].docx
@@ -1463,6 +1463,8 @@
           <w:szCs w:val="24"/>
         </w:rPr>
       </w:pPr>
+      <w:bookmarkStart w:id="6" w:name="_GoBack"/>
+      <w:bookmarkEnd w:id="6"/>
     </w:p>
     <w:p>
       <w:pPr>
@@ -9390,8 +9392,6 @@
                     </w:rPr>
                     <w:t>км</w:t>
                   </w:r>
-                  <w:bookmarkStart w:id="6" w:name="_GoBack"/>
-                  <w:bookmarkEnd w:id="6"/>
                 </w:p>
               </w:tc>
               <w:tc>
@@ -22635,9 +22635,11 @@
       <w:pStyle w:val="20"/>
       <w:jc w:val="center"/>
       <w:rPr>
+        <w:rFonts w:hint="default"/>
         <w:b/>
         <w:sz w:val="28"/>
         <w:szCs w:val="28"/>
+        <w:lang w:val="ru-RU"/>
       </w:rPr>
     </w:pPr>
     <w:r>
@@ -22646,7 +22648,17 @@
         <w:sz w:val="28"/>
         <w:szCs w:val="28"/>
       </w:rPr>
-      <w:t>2025</w:t>
+      <w:t>202</w:t>
+    </w:r>
+    <w:r>
+      <w:rPr>
+        <w:rFonts w:hint="default"/>
+        <w:b/>
+        <w:sz w:val="28"/>
+        <w:szCs w:val="28"/>
+        <w:lang w:val="ru-RU"/>
+      </w:rPr>
+      <w:t>6</w:t>
     </w:r>
   </w:p>
   <w:p>
